--- a/docs/publication/releases/DS-002.docx
+++ b/docs/publication/releases/DS-002.docx
@@ -185,7 +185,7 @@
                 <w:color w:val="A7ABB3"/>
                 <w:sz w:val="24"/>
               </w:rPr>
-              <w:t>Version 0.6.0 — Draft</w:t>
+              <w:t>Version 0.7.0 — Draft</w:t>
             </w:r>
           </w:p>
           <w:p>
@@ -325,7 +325,7 @@
                 <w:color w:val="A7ABB3"/>
                 <w:sz w:val="18"/>
               </w:rPr>
-              <w:t>Source baseline commit: 34a65818d48f596122281075e18c6e5f36ec93b5</w:t>
+              <w:t>Source baseline commit: 8b5cf5bd0341d5d6f70c67302c8bce2069d0929a</w:t>
             </w:r>
           </w:p>
           <w:p>
@@ -341,7 +341,7 @@
                 <w:color w:val="A7ABB3"/>
                 <w:sz w:val="18"/>
               </w:rPr>
-              <w:t>Generation date: 2026-07-25T13:31:10-04:00</w:t>
+              <w:t>Generation date: 2026-07-25T16:51:31-04:00</w:t>
             </w:r>
           </w:p>
           <w:p>
@@ -511,7 +511,7 @@
                 <w:i w:val="0"/>
                 <w:sz w:val="19"/>
               </w:rPr>
-              <w:t>0.6.0</w:t>
+              <w:t>0.7.0</w:t>
             </w:r>
           </w:p>
         </w:tc>
@@ -721,7 +721,7 @@
                 <w:i w:val="0"/>
                 <w:sz w:val="19"/>
               </w:rPr>
-              <w:t>2026-07-24</w:t>
+              <w:t>2026-07-25</w:t>
             </w:r>
           </w:p>
         </w:tc>
@@ -850,6 +850,84 @@
                 <w:sz w:val="19"/>
               </w:rPr>
               <w:t>Summary</w:t>
+            </w:r>
+          </w:p>
+        </w:tc>
+      </w:tr>
+      <w:tr>
+        <w:tc>
+          <w:tcPr>
+            <w:tcW w:type="dxa" w:w="1008"/>
+          </w:tcPr>
+          <w:p>
+            <w:pPr>
+              <w:spacing w:after="80"/>
+            </w:pPr>
+            <w:r>
+              <w:rPr>
+                <w:rFonts w:ascii="Arial" w:hAnsi="Arial"/>
+                <w:b w:val="0"/>
+                <w:i w:val="0"/>
+                <w:sz w:val="19"/>
+              </w:rPr>
+              <w:t>0.7.0</w:t>
+            </w:r>
+          </w:p>
+        </w:tc>
+        <w:tc>
+          <w:tcPr>
+            <w:tcW w:type="dxa" w:w="1296"/>
+          </w:tcPr>
+          <w:p>
+            <w:pPr>
+              <w:spacing w:after="80"/>
+            </w:pPr>
+            <w:r>
+              <w:rPr>
+                <w:rFonts w:ascii="Arial" w:hAnsi="Arial"/>
+                <w:b w:val="0"/>
+                <w:i w:val="0"/>
+                <w:sz w:val="19"/>
+              </w:rPr>
+              <w:t>2026-07-25</w:t>
+            </w:r>
+          </w:p>
+        </w:tc>
+        <w:tc>
+          <w:tcPr>
+            <w:tcW w:type="dxa" w:w="2304"/>
+          </w:tcPr>
+          <w:p>
+            <w:pPr>
+              <w:spacing w:after="80"/>
+            </w:pPr>
+            <w:r>
+              <w:rPr>
+                <w:rFonts w:ascii="Arial" w:hAnsi="Arial"/>
+                <w:b w:val="0"/>
+                <w:i w:val="0"/>
+                <w:sz w:val="19"/>
+              </w:rPr>
+              <w:t>TheSinnerMan / Keeper</w:t>
+            </w:r>
+          </w:p>
+        </w:tc>
+        <w:tc>
+          <w:tcPr>
+            <w:tcW w:type="dxa" w:w="4464"/>
+          </w:tcPr>
+          <w:p>
+            <w:pPr>
+              <w:spacing w:after="80"/>
+            </w:pPr>
+            <w:r>
+              <w:rPr>
+                <w:rFonts w:ascii="Arial" w:hAnsi="Arial"/>
+                <w:b w:val="0"/>
+                <w:i w:val="0"/>
+                <w:sz w:val="19"/>
+              </w:rPr>
+              <w:t>Founder Vision Completion: reconciled confirmation and automation language; added research, journal/review, canonical trade-intelligence, live-chart, education, portfolio, strategy, and Discord requirements.</w:t>
             </w:r>
           </w:p>
         </w:tc>
@@ -4539,7 +4617,7 @@
           <w:i w:val="0"/>
           <w:sz w:val="21"/>
         </w:rPr>
-        <w:t xml:space="preserve"> Sage may recommend, explain, compare, and warn, but the user shall retain decision authority over consequential investment, trading, and automation actions.</w:t>
+        <w:t xml:space="preserve"> Sage may recommend, explain, compare, prepare, and warn, but the user shall retain authority over consequential investment, trading, and automation actions. User authority may be exercised either through a distinct per-action confirmation or through explicit prior activation of a bounded automation policy with defined permissions, limits, and emergency controls.</w:t>
       </w:r>
     </w:p>
     <w:p>
@@ -4591,7 +4669,7 @@
           <w:i w:val="0"/>
           <w:sz w:val="21"/>
         </w:rPr>
-        <w:t>No Committed/MVP feature allows Sage to execute a consequential action (trade, order, fund movement, irreversible configuration change) without an explicit, distinguishable user confirmation step.</w:t>
+        <w:t>Sage never directly executes a consequential action. A consequential action proceeds only through either (a) a distinct, attributable user confirmation or (b) a previously confirmed, bounded automation policy whose permissions, limits, and current state are visible and auditable.</w:t>
       </w:r>
     </w:p>
     <w:p>
@@ -4711,7 +4789,7 @@
           <w:i w:val="0"/>
           <w:sz w:val="21"/>
         </w:rPr>
-        <w:t xml:space="preserve"> UI/behavioral test confirming no consequential action completes without a distinct confirmation event attributable to the user.</w:t>
+        <w:t xml:space="preserve"> UI/behavioral tests confirm that consequential actions require either an attributable per-action confirmation or an active, previously confirmed automation policy; Sage never serves as the confirming or executing authority.</w:t>
       </w:r>
     </w:p>
     <w:p>
@@ -5108,7 +5186,7 @@
           <w:i w:val="0"/>
           <w:sz w:val="21"/>
         </w:rPr>
-        <w:t xml:space="preserve"> Prevent scope creep into autonomous execution without dedicated governance.</w:t>
+        <w:t xml:space="preserve"> Prevent unapproved execution authority while preserving Founder-approved bounded automation modes.</w:t>
       </w:r>
     </w:p>
     <w:p>
@@ -5131,7 +5209,7 @@
           <w:i w:val="0"/>
           <w:sz w:val="21"/>
         </w:rPr>
-        <w:t xml:space="preserve"> Autonomous trade execution shall remain outside approved product scope unless separately authorized through future dedicated Codex requirements, risk review, and governance approval.</w:t>
+        <w:t xml:space="preserve"> DarkSage shall not permit unapproved, self-escalating, or Sage-directed autonomous execution. Unattended execution is permitted only within a separately defined automation mode that the user explicitly activates and that remains bounded by deterministic strategy logic, permissions, exposure limits, buying-power checks, market-condition checks, execution validation, broker controls, auditability, and emergency-stop behavior.</w:t>
       </w:r>
     </w:p>
     <w:p>
@@ -5154,7 +5232,7 @@
           <w:i w:val="0"/>
           <w:sz w:val="21"/>
         </w:rPr>
-        <w:t xml:space="preserve"> DS-001 §13, §21; DS-RSK; DS-STR</w:t>
+        <w:t xml:space="preserve"> DS-001 §13, §26.5; DS-RSK; DS-STR; DS-EXE; ADR-002; ADR-005</w:t>
       </w:r>
     </w:p>
     <w:p>
@@ -5183,7 +5261,7 @@
           <w:i w:val="0"/>
           <w:sz w:val="21"/>
         </w:rPr>
-        <w:t>No Committed/MVP or Planned requirement in this document authorizes unattended, self-initiated trade execution.</w:t>
+        <w:t>Advisory Only and Confirmation Required modes never place an order without the required user action.</w:t>
       </w:r>
     </w:p>
     <w:p>
@@ -5198,7 +5276,7 @@
           <w:i w:val="0"/>
           <w:sz w:val="21"/>
         </w:rPr>
-        <w:t>Any strategy, alert, or automation feature that could be mistaken for autonomous execution explicitly states, in its own requirement text, that it stops at recommendation/notification and does not place orders.</w:t>
+        <w:t>Full-Auto Paper may operate unattended only after explicit activation and remains clearly simulated.</w:t>
       </w:r>
     </w:p>
     <w:p>
@@ -5213,21 +5291,22 @@
           <w:i w:val="0"/>
           <w:sz w:val="21"/>
         </w:rPr>
-        <w:t>Introduction of any future autonomous-execution capability requires a new ADR and dedicated requirement family, not an amendment to an existing family's scope.</w:t>
+        <w:t>Restricted Full-Auto Live remains unavailable until its dedicated release gates, independent security review, broker permissions, risk controls, reconciliation, and operational readiness requirements are satisfied.</w:t>
       </w:r>
     </w:p>
     <w:p>
       <w:pPr>
-        <w:spacing w:after="120" w:line="288" w:lineRule="auto"/>
-      </w:pPr>
-      <w:r>
-        <w:rPr>
-          <w:rFonts w:ascii="Arial" w:hAnsi="Arial"/>
-          <w:b/>
-          <w:i w:val="0"/>
-          <w:sz w:val="21"/>
-        </w:rPr>
-        <w:t>Edge Cases:</w:t>
+        <w:pStyle w:val="ListBullet"/>
+        <w:spacing w:after="60"/>
+      </w:pPr>
+      <w:r>
+        <w:rPr>
+          <w:rFonts w:ascii="Arial" w:hAnsi="Arial"/>
+          <w:b w:val="0"/>
+          <w:i w:val="0"/>
+          <w:sz w:val="21"/>
+        </w:rPr>
+        <w:t>Sage cannot directly submit, approve, modify, cancel, or route an order; approved deterministic services perform those actions through the canonical validation pipeline.</w:t>
       </w:r>
     </w:p>
     <w:p>
@@ -5242,7 +5321,7 @@
           <w:i w:val="0"/>
           <w:sz w:val="21"/>
         </w:rPr>
-        <w:t>A user-configured alert that fires a notification is not autonomous trading; a hypothetical future feature that would place an order without per-trade user confirmation is out of scope until separately approved.</w:t>
+        <w:t>The active automation mode, scope, limits, and emergency controls are always visible and auditable.</w:t>
       </w:r>
     </w:p>
     <w:p>
@@ -5256,20 +5335,41 @@
           <w:i w:val="0"/>
           <w:sz w:val="21"/>
         </w:rPr>
-        <w:t>Implementation Notes:</w:t>
-      </w:r>
-      <w:r>
-        <w:rPr>
-          <w:rFonts w:ascii="Arial" w:hAnsi="Arial"/>
-          <w:b w:val="0"/>
-          <w:i w:val="0"/>
-          <w:sz w:val="21"/>
-        </w:rPr>
-        <w:t xml:space="preserve"> None beyond the governance gate itself.</w:t>
+        <w:t>Edge Cases:</w:t>
       </w:r>
     </w:p>
     <w:p>
       <w:pPr>
+        <w:pStyle w:val="ListBullet"/>
+        <w:spacing w:after="60"/>
+      </w:pPr>
+      <w:r>
+        <w:rPr>
+          <w:rFonts w:ascii="Arial" w:hAnsi="Arial"/>
+          <w:b w:val="0"/>
+          <w:i w:val="0"/>
+          <w:sz w:val="21"/>
+        </w:rPr>
+        <w:t>Disabling, expiring, or invalidating an automation policy stops new order creation fail-closed.</w:t>
+      </w:r>
+    </w:p>
+    <w:p>
+      <w:pPr>
+        <w:pStyle w:val="ListBullet"/>
+        <w:spacing w:after="60"/>
+      </w:pPr>
+      <w:r>
+        <w:rPr>
+          <w:rFonts w:ascii="Arial" w:hAnsi="Arial"/>
+          <w:b w:val="0"/>
+          <w:i w:val="0"/>
+          <w:sz w:val="21"/>
+        </w:rPr>
+        <w:t>An alert, Discord message, Sage conversation, or external-channel reaction is notification-only unless a future remote-control design is separately approved with strong authentication and explicit authority.</w:t>
+      </w:r>
+    </w:p>
+    <w:p>
+      <w:pPr>
         <w:spacing w:after="120" w:line="288" w:lineRule="auto"/>
       </w:pPr>
       <w:r>
@@ -5279,6 +5379,29 @@
           <w:i w:val="0"/>
           <w:sz w:val="21"/>
         </w:rPr>
+        <w:t>Implementation Notes:</w:t>
+      </w:r>
+      <w:r>
+        <w:rPr>
+          <w:rFonts w:ascii="Arial" w:hAnsi="Arial"/>
+          <w:b w:val="0"/>
+          <w:i w:val="0"/>
+          <w:sz w:val="21"/>
+        </w:rPr>
+        <w:t xml:space="preserve"> DS-EXE owns detailed automation-mode behavior. ADR-005 records the durable five-mode decision.</w:t>
+      </w:r>
+    </w:p>
+    <w:p>
+      <w:pPr>
+        <w:spacing w:after="120" w:line="288" w:lineRule="auto"/>
+      </w:pPr>
+      <w:r>
+        <w:rPr>
+          <w:rFonts w:ascii="Arial" w:hAnsi="Arial"/>
+          <w:b/>
+          <w:i w:val="0"/>
+          <w:sz w:val="21"/>
+        </w:rPr>
         <w:t>Testing:</w:t>
       </w:r>
       <w:r>
@@ -5288,7 +5411,7 @@
           <w:i w:val="0"/>
           <w:sz w:val="21"/>
         </w:rPr>
-        <w:t xml:space="preserve"> Requirements review — reject any proposed requirement that would execute trades without per-action user confirmation, absent a governing ADR.</w:t>
+        <w:t xml:space="preserve"> Mode-matrix tests verify allowed and forbidden actions for every automation state, including restart, stale data, provider outage, policy expiry, and emergency-stop transitions.</w:t>
       </w:r>
     </w:p>
     <w:p>
@@ -7901,6 +8024,162 @@
                 <w:i w:val="0"/>
                 <w:sz w:val="19"/>
               </w:rPr>
+              <w:t>DS-RSH</w:t>
+            </w:r>
+          </w:p>
+        </w:tc>
+        <w:tc>
+          <w:tcPr>
+            <w:tcW w:type="dxa" w:w="2340"/>
+          </w:tcPr>
+          <w:p>
+            <w:pPr>
+              <w:spacing w:after="60"/>
+            </w:pPr>
+            <w:r>
+              <w:rPr>
+                <w:rFonts w:ascii="Arial" w:hAnsi="Arial"/>
+                <w:b w:val="0"/>
+                <w:i w:val="0"/>
+                <w:sz w:val="19"/>
+              </w:rPr>
+              <w:t>Research Intelligence</w:t>
+            </w:r>
+          </w:p>
+        </w:tc>
+        <w:tc>
+          <w:tcPr>
+            <w:tcW w:type="dxa" w:w="2340"/>
+          </w:tcPr>
+          <w:p>
+            <w:pPr>
+              <w:spacing w:after="60"/>
+            </w:pPr>
+            <w:r>
+              <w:rPr>
+                <w:rFonts w:ascii="Consolas" w:hAnsi="Consolas"/>
+                <w:b w:val="0"/>
+                <w:i w:val="0"/>
+                <w:sz w:val="18"/>
+              </w:rPr>
+              <w:t>requirements/DS-RSH-Research-Intelligence.md</w:t>
+            </w:r>
+          </w:p>
+        </w:tc>
+        <w:tc>
+          <w:tcPr>
+            <w:tcW w:type="dxa" w:w="2340"/>
+          </w:tcPr>
+          <w:p>
+            <w:pPr>
+              <w:spacing w:after="60"/>
+            </w:pPr>
+            <w:r>
+              <w:rPr>
+                <w:rFonts w:ascii="Arial" w:hAnsi="Arial"/>
+                <w:b w:val="0"/>
+                <w:i w:val="0"/>
+                <w:sz w:val="19"/>
+              </w:rPr>
+              <w:t>Evidence-governed news, filings, earnings, macro, insider/political disclosures, catalysts, and thesis monitoring</w:t>
+            </w:r>
+          </w:p>
+        </w:tc>
+      </w:tr>
+      <w:tr>
+        <w:tc>
+          <w:tcPr>
+            <w:tcW w:type="dxa" w:w="2340"/>
+          </w:tcPr>
+          <w:p>
+            <w:pPr>
+              <w:spacing w:after="60"/>
+            </w:pPr>
+            <w:r>
+              <w:rPr>
+                <w:rFonts w:ascii="Arial" w:hAnsi="Arial"/>
+                <w:b w:val="0"/>
+                <w:i w:val="0"/>
+                <w:sz w:val="19"/>
+              </w:rPr>
+              <w:t>DS-JRN</w:t>
+            </w:r>
+          </w:p>
+        </w:tc>
+        <w:tc>
+          <w:tcPr>
+            <w:tcW w:type="dxa" w:w="2340"/>
+          </w:tcPr>
+          <w:p>
+            <w:pPr>
+              <w:spacing w:after="60"/>
+            </w:pPr>
+            <w:r>
+              <w:rPr>
+                <w:rFonts w:ascii="Arial" w:hAnsi="Arial"/>
+                <w:b w:val="0"/>
+                <w:i w:val="0"/>
+                <w:sz w:val="19"/>
+              </w:rPr>
+              <w:t>Journal &amp; Review Intelligence</w:t>
+            </w:r>
+          </w:p>
+        </w:tc>
+        <w:tc>
+          <w:tcPr>
+            <w:tcW w:type="dxa" w:w="2340"/>
+          </w:tcPr>
+          <w:p>
+            <w:pPr>
+              <w:spacing w:after="60"/>
+            </w:pPr>
+            <w:r>
+              <w:rPr>
+                <w:rFonts w:ascii="Consolas" w:hAnsi="Consolas"/>
+                <w:b w:val="0"/>
+                <w:i w:val="0"/>
+                <w:sz w:val="18"/>
+              </w:rPr>
+              <w:t>requirements/DS-JRN-Journal-and-Review.md</w:t>
+            </w:r>
+          </w:p>
+        </w:tc>
+        <w:tc>
+          <w:tcPr>
+            <w:tcW w:type="dxa" w:w="2340"/>
+          </w:tcPr>
+          <w:p>
+            <w:pPr>
+              <w:spacing w:after="60"/>
+            </w:pPr>
+            <w:r>
+              <w:rPr>
+                <w:rFonts w:ascii="Arial" w:hAnsi="Arial"/>
+                <w:b w:val="0"/>
+                <w:i w:val="0"/>
+                <w:sz w:val="19"/>
+              </w:rPr>
+              <w:t>Trade journal, behavioral reflection, daily/weekly review, lessons, and process improvement</w:t>
+            </w:r>
+          </w:p>
+        </w:tc>
+      </w:tr>
+      <w:tr>
+        <w:tc>
+          <w:tcPr>
+            <w:tcW w:type="dxa" w:w="2340"/>
+          </w:tcPr>
+          <w:p>
+            <w:pPr>
+              <w:spacing w:after="60"/>
+            </w:pPr>
+            <w:r>
+              <w:rPr>
+                <w:rFonts w:ascii="Arial" w:hAnsi="Arial"/>
+                <w:b w:val="0"/>
+                <w:i w:val="0"/>
+                <w:sz w:val="19"/>
+              </w:rPr>
               <w:t>DS-DAT</w:t>
             </w:r>
           </w:p>
@@ -9668,7 +9947,7 @@
         <w:color w:val="A7ABB3"/>
         <w:sz w:val="15"/>
       </w:rPr>
-      <w:t>v0.6.0 — Draft  |  Classification: Internal</w:t>
+      <w:t>v0.7.0 — Draft  |  Classification: Internal</w:t>
     </w:r>
   </w:p>
   <w:p>
@@ -9681,7 +9960,7 @@
         <w:color w:val="A7ABB3"/>
         <w:sz w:val="14"/>
       </w:rPr>
-      <w:t>Generated from DS-002 v0.6.0 — baseline 34a65818d48f596122281075e18c6e5f36ec93b5</w:t>
+      <w:t>Generated from DS-002 v0.7.0 — baseline 8b5cf5bd0341d5d6f70c67302c8bce2069d0929a</w:t>
     </w:r>
   </w:p>
 </w:ftr>
@@ -9718,7 +9997,7 @@
         <w:color w:val="17181C"/>
         <w:sz w:val="17"/>
       </w:rPr>
-      <w:t>DarkSage — DS-002 — Software Requirements Specification</w:t>
+      <w:t>DarkSage — Product Requirements (SRS)</w:t>
     </w:r>
     <w:r>
       <w:tab/>
